--- a/현대엔지비/02_실습파일/8장_실습기록표.docx
+++ b/현대엔지비/02_실습파일/8장_실습기록표.docx
@@ -303,7 +303,7 @@
                 <w:sz w:val="20"/>
                 <w:szCs w:val="20"/>
               </w:rPr>
-              <w:t xml:space="preserve">AI와 사업 아이디어 고르기</w:t>
+              <w:t xml:space="preserve">AI와 신사업 아이디어 찾기</w:t>
             </w:r>
           </w:p>
         </w:tc>
@@ -468,7 +468,7 @@
                 <w:sz w:val="20"/>
                 <w:szCs w:val="20"/>
               </w:rPr>
-              <w:t xml:space="preserve">Canvas로 문서 만들기</w:t>
+              <w:t xml:space="preserve">Canvas로 기획서 골격 만들기</w:t>
             </w:r>
           </w:p>
         </w:tc>
@@ -633,7 +633,7 @@
                 <w:sz w:val="20"/>
                 <w:szCs w:val="20"/>
               </w:rPr>
-              <w:t xml:space="preserve">Perplexity로 근거 찾기</w:t>
+              <w:t xml:space="preserve">Perplexity로 경쟁사 찾고 벤치마킹하기</w:t>
             </w:r>
           </w:p>
         </w:tc>
@@ -798,7 +798,7 @@
                 <w:sz w:val="20"/>
                 <w:szCs w:val="20"/>
               </w:rPr>
-              <w:t xml:space="preserve">사업기획서 초안 완성하기</w:t>
+              <w:t xml:space="preserve">경쟁사 비교를 넣어 기획서 초안 완성하기</w:t>
             </w:r>
           </w:p>
         </w:tc>
@@ -963,7 +963,7 @@
                 <w:sz w:val="20"/>
                 <w:szCs w:val="20"/>
               </w:rPr>
-              <w:t xml:space="preserve">검토해서 최종 보고서 만들기</w:t>
+              <w:t xml:space="preserve">검토해서 최종 기획서 만들기</w:t>
             </w:r>
           </w:p>
         </w:tc>

--- a/현대엔지비/02_실습파일/8장_실습기록표.docx
+++ b/현대엔지비/02_실습파일/8장_실습기록표.docx
@@ -1592,7 +1592,7 @@
           <w:sz w:val="21"/>
           <w:szCs w:val="21"/>
         </w:rPr>
-        <w:t xml:space="preserve">사업기획서:  ☐ Google Docs   ☐ Word   (파일 이름: ______________ )</w:t>
+        <w:t xml:space="preserve">사업기획서:  ☐ PDF (Google Docs에서 다운로드)   ☐ Word   (파일 이름: ______________ )</w:t>
       </w:r>
     </w:p>
     <w:p>
